--- a/public/docs/BLANK-FORM-ECA-BENES.docx
+++ b/public/docs/BLANK-FORM-ECA-BENES.docx
@@ -3779,30 +3779,10 @@
           <w:u w:val="single"/>
           <w:lang w:val="en-US"/>
         </w:rPr>
-        <w:t>{{</w:t>
+        <w:t>{{OSCA_Head}}</w:t>
       </w:r>
       <w:proofErr w:type="spellStart"/>
-      <w:r>
-        <w:rPr>
-          <w:rFonts w:ascii="Courier New" w:hAnsi="Courier New" w:cs="Courier New"/>
-          <w:b/>
-          <w:bCs/>
-          <w:u w:val="single"/>
-          <w:lang w:val="en-US"/>
-        </w:rPr>
-        <w:t>OSCA_Head</w:t>
-      </w:r>
       <w:proofErr w:type="spellEnd"/>
-      <w:r>
-        <w:rPr>
-          <w:rFonts w:ascii="Courier New" w:hAnsi="Courier New" w:cs="Courier New"/>
-          <w:b/>
-          <w:bCs/>
-          <w:u w:val="single"/>
-          <w:lang w:val="en-US"/>
-        </w:rPr>
-        <w:t>}}</w:t>
-      </w:r>
     </w:p>
     <w:p>
       <w:pPr>

--- a/public/docs/BLANK-FORM-ECA-BENES.docx
+++ b/public/docs/BLANK-FORM-ECA-BENES.docx
@@ -3969,9 +3969,201 @@
       <w:pStyle w:val="Header"/>
       <w:jc w:val="center"/>
       <w:rPr>
-        <w:rFonts w:ascii="Courier New" w:hAnsi="Courier New" w:cs="Courier New"/>
-        <w:b/>
-        <w:bCs/>
+        <w:rFonts w:ascii="Times New Roman" w:hAnsi="Times New Roman" w:cs="Times New Roman"/>
+        <w:lang w:val="en-US"/>
+      </w:rPr>
+    </w:pPr>
+    <w:r>
+      <w:rPr>
+        <w:noProof/>
+      </w:rPr>
+      <w:drawing>
+        <wp:anchor distT="0" distB="0" distL="114300" distR="114300" simplePos="0" relativeHeight="251660288" behindDoc="0" locked="0" layoutInCell="1" allowOverlap="1" wp14:anchorId="284BBE85" wp14:editId="7CD8ACBC">
+          <wp:simplePos x="0" y="0"/>
+          <wp:positionH relativeFrom="column">
+            <wp:posOffset>4660332</wp:posOffset>
+          </wp:positionH>
+          <wp:positionV relativeFrom="paragraph">
+            <wp:posOffset>-328295</wp:posOffset>
+          </wp:positionV>
+          <wp:extent cx="1828318" cy="1203253"/>
+          <wp:effectExtent l="0" t="0" r="635" b="0"/>
+          <wp:wrapNone/>
+          <wp:docPr id="647381210" name="Picture 2"/>
+          <wp:cNvGraphicFramePr>
+            <a:graphicFrameLocks xmlns:a="http://schemas.openxmlformats.org/drawingml/2006/main" noChangeAspect="1"/>
+          </wp:cNvGraphicFramePr>
+          <a:graphic xmlns:a="http://schemas.openxmlformats.org/drawingml/2006/main">
+            <a:graphicData uri="http://schemas.openxmlformats.org/drawingml/2006/picture">
+              <pic:pic xmlns:pic="http://schemas.openxmlformats.org/drawingml/2006/picture">
+                <pic:nvPicPr>
+                  <pic:cNvPr id="0" name="Picture 3"/>
+                  <pic:cNvPicPr>
+                    <a:picLocks noChangeAspect="1" noChangeArrowheads="1"/>
+                  </pic:cNvPicPr>
+                </pic:nvPicPr>
+                <pic:blipFill>
+                  <a:blip r:embed="rId1">
+                    <a:extLst>
+                      <a:ext uri="{28A0092B-C50C-407E-A947-70E740481C1C}">
+                        <a14:useLocalDpi xmlns:a14="http://schemas.microsoft.com/office/drawing/2010/main" val="0"/>
+                      </a:ext>
+                    </a:extLst>
+                  </a:blip>
+                  <a:srcRect/>
+                  <a:stretch>
+                    <a:fillRect/>
+                  </a:stretch>
+                </pic:blipFill>
+                <pic:spPr bwMode="auto">
+                  <a:xfrm>
+                    <a:off x="0" y="0"/>
+                    <a:ext cx="1828318" cy="1203253"/>
+                  </a:xfrm>
+                  <a:prstGeom prst="rect">
+                    <a:avLst/>
+                  </a:prstGeom>
+                  <a:noFill/>
+                  <a:ln>
+                    <a:noFill/>
+                  </a:ln>
+                </pic:spPr>
+              </pic:pic>
+            </a:graphicData>
+          </a:graphic>
+          <wp14:sizeRelH relativeFrom="margin">
+            <wp14:pctWidth>0</wp14:pctWidth>
+          </wp14:sizeRelH>
+          <wp14:sizeRelV relativeFrom="margin">
+            <wp14:pctHeight>0</wp14:pctHeight>
+          </wp14:sizeRelV>
+        </wp:anchor>
+      </w:drawing>
+    </w:r>
+    <w:r>
+      <w:rPr>
+        <w:noProof/>
+      </w:rPr>
+      <w:drawing>
+        <wp:anchor distT="0" distB="0" distL="114300" distR="114300" simplePos="0" relativeHeight="251659264" behindDoc="0" locked="0" layoutInCell="1" allowOverlap="1" wp14:anchorId="1F679FE2" wp14:editId="656D770B">
+          <wp:simplePos x="0" y="0"/>
+          <wp:positionH relativeFrom="column">
+            <wp:posOffset>11016</wp:posOffset>
+          </wp:positionH>
+          <wp:positionV relativeFrom="paragraph">
+            <wp:posOffset>-75007</wp:posOffset>
+          </wp:positionV>
+          <wp:extent cx="770829" cy="770829"/>
+          <wp:effectExtent l="0" t="0" r="0" b="0"/>
+          <wp:wrapNone/>
+          <wp:docPr id="980008775" name="Picture 1"/>
+          <wp:cNvGraphicFramePr>
+            <a:graphicFrameLocks xmlns:a="http://schemas.openxmlformats.org/drawingml/2006/main" noChangeAspect="1"/>
+          </wp:cNvGraphicFramePr>
+          <a:graphic xmlns:a="http://schemas.openxmlformats.org/drawingml/2006/main">
+            <a:graphicData uri="http://schemas.openxmlformats.org/drawingml/2006/picture">
+              <pic:pic xmlns:pic="http://schemas.openxmlformats.org/drawingml/2006/picture">
+                <pic:nvPicPr>
+                  <pic:cNvPr id="0" name="Picture 1"/>
+                  <pic:cNvPicPr>
+                    <a:picLocks noChangeAspect="1" noChangeArrowheads="1"/>
+                  </pic:cNvPicPr>
+                </pic:nvPicPr>
+                <pic:blipFill>
+                  <a:blip r:embed="rId2">
+                    <a:extLst>
+                      <a:ext uri="{28A0092B-C50C-407E-A947-70E740481C1C}">
+                        <a14:useLocalDpi xmlns:a14="http://schemas.microsoft.com/office/drawing/2010/main" val="0"/>
+                      </a:ext>
+                    </a:extLst>
+                  </a:blip>
+                  <a:srcRect/>
+                  <a:stretch>
+                    <a:fillRect/>
+                  </a:stretch>
+                </pic:blipFill>
+                <pic:spPr bwMode="auto">
+                  <a:xfrm>
+                    <a:off x="0" y="0"/>
+                    <a:ext cx="771728" cy="771728"/>
+                  </a:xfrm>
+                  <a:prstGeom prst="rect">
+                    <a:avLst/>
+                  </a:prstGeom>
+                  <a:noFill/>
+                  <a:ln>
+                    <a:noFill/>
+                  </a:ln>
+                </pic:spPr>
+              </pic:pic>
+            </a:graphicData>
+          </a:graphic>
+          <wp14:sizeRelH relativeFrom="margin">
+            <wp14:pctWidth>0</wp14:pctWidth>
+          </wp14:sizeRelH>
+          <wp14:sizeRelV relativeFrom="margin">
+            <wp14:pctHeight>0</wp14:pctHeight>
+          </wp14:sizeRelV>
+        </wp:anchor>
+      </w:drawing>
+    </w:r>
+    <w:r>
+      <w:rPr>
+        <w:rFonts w:ascii="Times New Roman" w:hAnsi="Times New Roman" w:cs="Times New Roman"/>
+        <w:lang w:val="en-US"/>
+      </w:rPr>
+      <w:t>Republic of the Philippines</w:t>
+    </w:r>
+  </w:p>
+  <w:p>
+    <w:pPr>
+      <w:pStyle w:val="Header"/>
+      <w:jc w:val="center"/>
+      <w:rPr>
+        <w:rFonts w:ascii="Times New Roman" w:hAnsi="Times New Roman" w:cs="Times New Roman"/>
+        <w:lang w:val="en-US"/>
+      </w:rPr>
+    </w:pPr>
+    <w:r>
+      <w:rPr>
+        <w:rFonts w:ascii="Times New Roman" w:hAnsi="Times New Roman" w:cs="Times New Roman"/>
+        <w:lang w:val="en-US"/>
+      </w:rPr>
+      <w:t>Province of Sorsogon</w:t>
+    </w:r>
+  </w:p>
+  <w:p>
+    <w:pPr>
+      <w:pStyle w:val="Header"/>
+      <w:jc w:val="center"/>
+      <w:rPr>
+        <w:rFonts w:ascii="Times New Roman" w:hAnsi="Times New Roman" w:cs="Times New Roman"/>
+        <w:lang w:val="en-US"/>
+      </w:rPr>
+    </w:pPr>
+    <w:r>
+      <w:rPr>
+        <w:rFonts w:ascii="Times New Roman" w:hAnsi="Times New Roman" w:cs="Times New Roman"/>
+        <w:lang w:val="en-US"/>
+      </w:rPr>
+      <w:t>Municipality of Juban</w:t>
+    </w:r>
+  </w:p>
+  <w:p>
+    <w:pPr>
+      <w:pStyle w:val="Header"/>
+      <w:jc w:val="center"/>
+      <w:rPr>
+        <w:rFonts w:ascii="Times New Roman" w:hAnsi="Times New Roman" w:cs="Times New Roman"/>
+        <w:lang w:val="en-US"/>
+      </w:rPr>
+    </w:pPr>
+  </w:p>
+  <w:p>
+    <w:pPr>
+      <w:pStyle w:val="Header"/>
+      <w:rPr>
+        <w:rFonts w:ascii="Times New Roman" w:hAnsi="Times New Roman" w:cs="Times New Roman"/>
         <w:lang w:val="en-US"/>
       </w:rPr>
     </w:pPr>
